--- a/templates/ifs_delivery_address.docx
+++ b/templates/ifs_delivery_address.docx
@@ -403,7 +403,7 @@
   <w:docDefaults>
     <w:rPrDefault>
       <w:rPr>
-        <w:rFonts w:ascii="Calibri" w:hAnsi="Calibri" w:eastAsia="Calibri" w:cs="Calibri"/>
+        <w:rFonts w:ascii="Arial" w:hAnsi="Arial" w:eastAsia="Arial" w:cs="Arial"/>
         <w:sz w:val="20"/>
         <w:szCs w:val="20"/>
         <w:lang w:val="en-US"/>
@@ -470,7 +470,7 @@
   <w:style w:type="character">
     <w:name w:val="fTitle"/>
     <w:rPr>
-      <w:rFonts w:ascii="Calibri" w:hAnsi="Calibri" w:eastAsia="Calibri" w:cs="Calibri"/>
+      <w:rFonts w:ascii="Arial" w:hAnsi="Arial" w:eastAsia="Arial" w:cs="Arial"/>
       <w:color w:val="0E3B8A"/>
       <w:sz w:val="32"/>
       <w:szCs w:val="32"/>
@@ -481,7 +481,7 @@
   <w:style w:type="character">
     <w:name w:val="fDocType"/>
     <w:rPr>
-      <w:rFonts w:ascii="Calibri" w:hAnsi="Calibri" w:eastAsia="Calibri" w:cs="Calibri"/>
+      <w:rFonts w:ascii="Arial" w:hAnsi="Arial" w:eastAsia="Arial" w:cs="Arial"/>
       <w:color w:val="1A56DB"/>
       <w:sz w:val="28"/>
       <w:szCs w:val="28"/>
@@ -492,7 +492,7 @@
   <w:style w:type="character">
     <w:name w:val="fCompany"/>
     <w:rPr>
-      <w:rFonts w:ascii="Calibri" w:hAnsi="Calibri" w:eastAsia="Calibri" w:cs="Calibri"/>
+      <w:rFonts w:ascii="Arial" w:hAnsi="Arial" w:eastAsia="Arial" w:cs="Arial"/>
       <w:color w:val="0E3B8A"/>
       <w:sz w:val="28"/>
       <w:szCs w:val="28"/>
@@ -503,7 +503,7 @@
   <w:style w:type="character">
     <w:name w:val="fLabel"/>
     <w:rPr>
-      <w:rFonts w:ascii="Calibri" w:hAnsi="Calibri" w:eastAsia="Calibri" w:cs="Calibri"/>
+      <w:rFonts w:ascii="Arial" w:hAnsi="Arial" w:eastAsia="Arial" w:cs="Arial"/>
       <w:sz w:val="20"/>
       <w:szCs w:val="20"/>
       <w:b w:val="1"/>
@@ -513,7 +513,7 @@
   <w:style w:type="character">
     <w:name w:val="fValue"/>
     <w:rPr>
-      <w:rFonts w:ascii="Calibri" w:hAnsi="Calibri" w:eastAsia="Calibri" w:cs="Calibri"/>
+      <w:rFonts w:ascii="Arial" w:hAnsi="Arial" w:eastAsia="Arial" w:cs="Arial"/>
       <w:sz w:val="20"/>
       <w:szCs w:val="20"/>
     </w:rPr>
@@ -521,19 +521,19 @@
   <w:style w:type="character">
     <w:name w:val="fSmall"/>
     <w:rPr>
-      <w:rFonts w:ascii="Calibri" w:hAnsi="Calibri" w:eastAsia="Calibri" w:cs="Calibri"/>
+      <w:rFonts w:ascii="Arial" w:hAnsi="Arial" w:eastAsia="Arial" w:cs="Arial"/>
       <w:color w:val="666666"/>
-      <w:sz w:val="16"/>
-      <w:szCs w:val="16"/>
+      <w:sz w:val="20"/>
+      <w:szCs w:val="20"/>
     </w:rPr>
   </w:style>
   <w:style w:type="character">
     <w:name w:val="fSmallBold"/>
     <w:rPr>
-      <w:rFonts w:ascii="Calibri" w:hAnsi="Calibri" w:eastAsia="Calibri" w:cs="Calibri"/>
+      <w:rFonts w:ascii="Arial" w:hAnsi="Arial" w:eastAsia="Arial" w:cs="Arial"/>
       <w:color w:val="666666"/>
-      <w:sz w:val="16"/>
-      <w:szCs w:val="16"/>
+      <w:sz w:val="20"/>
+      <w:szCs w:val="20"/>
       <w:b w:val="1"/>
       <w:bCs w:val="1"/>
     </w:rPr>
@@ -541,10 +541,10 @@
   <w:style w:type="character">
     <w:name w:val="fTableHeader"/>
     <w:rPr>
-      <w:rFonts w:ascii="Calibri" w:hAnsi="Calibri" w:eastAsia="Calibri" w:cs="Calibri"/>
+      <w:rFonts w:ascii="Arial" w:hAnsi="Arial" w:eastAsia="Arial" w:cs="Arial"/>
       <w:color w:val="FFFFFF"/>
-      <w:sz w:val="18"/>
-      <w:szCs w:val="18"/>
+      <w:sz w:val="20"/>
+      <w:szCs w:val="20"/>
       <w:b w:val="1"/>
       <w:bCs w:val="1"/>
     </w:rPr>
@@ -552,15 +552,15 @@
   <w:style w:type="character">
     <w:name w:val="fTableCell"/>
     <w:rPr>
-      <w:rFonts w:ascii="Calibri" w:hAnsi="Calibri" w:eastAsia="Calibri" w:cs="Calibri"/>
-      <w:sz w:val="18"/>
-      <w:szCs w:val="18"/>
+      <w:rFonts w:ascii="Arial" w:hAnsi="Arial" w:eastAsia="Arial" w:cs="Arial"/>
+      <w:sz w:val="20"/>
+      <w:szCs w:val="20"/>
     </w:rPr>
   </w:style>
   <w:style w:type="character">
     <w:name w:val="fTotalLabel"/>
     <w:rPr>
-      <w:rFonts w:ascii="Calibri" w:hAnsi="Calibri" w:eastAsia="Calibri" w:cs="Calibri"/>
+      <w:rFonts w:ascii="Arial" w:hAnsi="Arial" w:eastAsia="Arial" w:cs="Arial"/>
       <w:sz w:val="20"/>
       <w:szCs w:val="20"/>
       <w:b w:val="1"/>
@@ -570,10 +570,10 @@
   <w:style w:type="character">
     <w:name w:val="fTotalValue"/>
     <w:rPr>
-      <w:rFonts w:ascii="Calibri" w:hAnsi="Calibri" w:eastAsia="Calibri" w:cs="Calibri"/>
+      <w:rFonts w:ascii="Arial" w:hAnsi="Arial" w:eastAsia="Arial" w:cs="Arial"/>
       <w:color w:val="0E3B8A"/>
-      <w:sz w:val="22"/>
-      <w:szCs w:val="22"/>
+      <w:sz w:val="20"/>
+      <w:szCs w:val="20"/>
       <w:b w:val="1"/>
       <w:bCs w:val="1"/>
     </w:rPr>
@@ -581,9 +581,9 @@
   <w:style w:type="character">
     <w:name w:val="fAddressLabel"/>
     <w:rPr>
-      <w:rFonts w:ascii="Calibri" w:hAnsi="Calibri" w:eastAsia="Calibri" w:cs="Calibri"/>
-      <w:sz w:val="22"/>
-      <w:szCs w:val="22"/>
+      <w:rFonts w:ascii="Arial" w:hAnsi="Arial" w:eastAsia="Arial" w:cs="Arial"/>
+      <w:sz w:val="20"/>
+      <w:szCs w:val="20"/>
       <w:b w:val="1"/>
       <w:bCs w:val="1"/>
     </w:rPr>
@@ -591,9 +591,9 @@
   <w:style w:type="character">
     <w:name w:val="fAddressName"/>
     <w:rPr>
-      <w:rFonts w:ascii="Calibri" w:hAnsi="Calibri" w:eastAsia="Calibri" w:cs="Calibri"/>
-      <w:sz w:val="26"/>
-      <w:szCs w:val="26"/>
+      <w:rFonts w:ascii="Arial" w:hAnsi="Arial" w:eastAsia="Arial" w:cs="Arial"/>
+      <w:sz w:val="20"/>
+      <w:szCs w:val="20"/>
       <w:b w:val="1"/>
       <w:bCs w:val="1"/>
     </w:rPr>
@@ -601,9 +601,9 @@
   <w:style w:type="character">
     <w:name w:val="fAddressText"/>
     <w:rPr>
-      <w:rFonts w:ascii="Calibri" w:hAnsi="Calibri" w:eastAsia="Calibri" w:cs="Calibri"/>
-      <w:sz w:val="24"/>
-      <w:szCs w:val="24"/>
+      <w:rFonts w:ascii="Arial" w:hAnsi="Arial" w:eastAsia="Arial" w:cs="Arial"/>
+      <w:sz w:val="20"/>
+      <w:szCs w:val="20"/>
     </w:rPr>
   </w:style>
 </w:styles>

--- a/templates/ifs_delivery_address.docx
+++ b/templates/ifs_delivery_address.docx
@@ -1,420 +1,901 @@
 
 <file path=word/document.xml><?xml version="1.0" encoding="utf-8"?>
-<w:document xmlns:ve="http://schemas.openxmlformats.org/markup-compatibility/2006" xmlns:o="urn:schemas-microsoft-com:office:office" xmlns:r="http://schemas.openxmlformats.org/officeDocument/2006/relationships" xmlns:m="http://schemas.openxmlformats.org/officeDocument/2006/math" xmlns:v="urn:schemas-microsoft-com:vml" xmlns:wp="http://schemas.openxmlformats.org/drawingml/2006/wordprocessingDrawing" xmlns:w10="urn:schemas-microsoft-com:office:word" xmlns:w="http://schemas.openxmlformats.org/wordprocessingml/2006/main" xmlns:wne="http://schemas.microsoft.com/office/word/2006/wordml">
+<w:document xmlns:wpc="http://schemas.microsoft.com/office/word/2010/wordprocessingCanvas" xmlns:cx="http://schemas.microsoft.com/office/drawing/2014/chartex" xmlns:cx1="http://schemas.microsoft.com/office/drawing/2015/9/8/chartex" xmlns:cx2="http://schemas.microsoft.com/office/drawing/2015/10/21/chartex" xmlns:cx3="http://schemas.microsoft.com/office/drawing/2016/5/9/chartex" xmlns:cx4="http://schemas.microsoft.com/office/drawing/2016/5/10/chartex" xmlns:cx5="http://schemas.microsoft.com/office/drawing/2016/5/11/chartex" xmlns:cx6="http://schemas.microsoft.com/office/drawing/2016/5/12/chartex" xmlns:cx7="http://schemas.microsoft.com/office/drawing/2016/5/13/chartex" xmlns:cx8="http://schemas.microsoft.com/office/drawing/2016/5/14/chartex" xmlns:mc="http://schemas.openxmlformats.org/markup-compatibility/2006" xmlns:aink="http://schemas.microsoft.com/office/drawing/2016/ink" xmlns:am3d="http://schemas.microsoft.com/office/drawing/2017/model3d" xmlns:o="urn:schemas-microsoft-com:office:office" xmlns:r="http://schemas.openxmlformats.org/officeDocument/2006/relationships" xmlns:m="http://schemas.openxmlformats.org/officeDocument/2006/math" xmlns:v="urn:schemas-microsoft-com:vml" xmlns:wp14="http://schemas.microsoft.com/office/word/2010/wordprocessingDrawing" xmlns:wp="http://schemas.openxmlformats.org/drawingml/2006/wordprocessingDrawing" xmlns:w10="urn:schemas-microsoft-com:office:word" xmlns:w="http://schemas.openxmlformats.org/wordprocessingml/2006/main" xmlns:w14="http://schemas.microsoft.com/office/word/2010/wordml" xmlns:w15="http://schemas.microsoft.com/office/word/2012/wordml" xmlns:w16cex="http://schemas.microsoft.com/office/word/2018/wordml/cex" xmlns:w16cid="http://schemas.microsoft.com/office/word/2016/wordml/cid" xmlns:w16="http://schemas.microsoft.com/office/word/2018/wordml" xmlns:w16sdtdh="http://schemas.microsoft.com/office/word/2020/wordml/sdtdatahash" xmlns:w16se="http://schemas.microsoft.com/office/word/2015/wordml/symex" xmlns:wpg="http://schemas.microsoft.com/office/word/2010/wordprocessingGroup" xmlns:wpi="http://schemas.microsoft.com/office/word/2010/wordprocessingInk" xmlns:wne="http://schemas.microsoft.com/office/word/2006/wordml" xmlns:wps="http://schemas.microsoft.com/office/word/2010/wordprocessingShape" mc:Ignorable="w14 w15 w16se w16cid w16 w16cex w16sdtdh wp14">
   <w:body>
-    <w:p>
-      <w:pPr/>
-      <w:r>
-        <w:rPr/>
-        <w:t xml:space="preserve"> </w:t>
-      </w:r>
-    </w:p>
     <w:tbl>
+      <w:tblPr>
+        <w:tblW w:w="4066" w:type="dxa"/>
+        <w:tblInd w:w="40" w:type="dxa"/>
+        <w:tblCellMar>
+          <w:left w:w="0" w:type="dxa"/>
+          <w:right w:w="0" w:type="dxa"/>
+        </w:tblCellMar>
+        <w:tblLook w:val="04A0" w:firstRow="1" w:lastRow="0" w:firstColumn="1" w:lastColumn="0" w:noHBand="0" w:noVBand="1"/>
+      </w:tblPr>
       <w:tblGrid>
-        <w:gridCol w:w="1417.3228346456694" w:type="dxa"/>
-        <w:gridCol w:w="283.4645669291338" w:type="dxa"/>
-        <w:gridCol w:w="7370.07874015748" w:type="dxa"/>
+        <w:gridCol w:w="933"/>
+        <w:gridCol w:w="186"/>
+        <w:gridCol w:w="2995"/>
       </w:tblGrid>
-      <w:tblPr>
-        <w:tblW w:w="0" w:type="auto"/>
-        <w:tblLayout w:type="autofit"/>
-        <w:tblCellMar>
-          <w:top w:w="40" w:type="dxa"/>
-          <w:left w:w="40" w:type="dxa"/>
-          <w:right w:w="40" w:type="dxa"/>
-          <w:bottom w:w="40" w:type="dxa"/>
-        </w:tblCellMar>
-        <w:tblBorders>
-          <w:top w:val="single" w:sz="0"/>
-          <w:left w:val="single" w:sz="0"/>
-          <w:right w:val="single" w:sz="0"/>
-          <w:bottom w:val="single" w:sz="0"/>
-          <w:insideH w:val="single" w:sz="0"/>
-          <w:insideV w:val="single" w:sz="0"/>
-        </w:tblBorders>
-      </w:tblPr>
       <w:tr>
-        <w:trPr/>
-        <w:tc>
-          <w:tcPr>
-            <w:tcW w:w="1417.3228346456694" w:type="dxa"/>
-            <w:noWrap/>
-          </w:tcPr>
-          <w:p>
-            <w:pPr/>
+        <w:trPr>
+          <w:trHeight w:val="20"/>
+        </w:trPr>
+        <w:tc>
+          <w:tcPr>
+            <w:tcW w:w="917" w:type="dxa"/>
+            <w:noWrap/>
+            <w:hideMark/>
+          </w:tcPr>
+          <w:p>
+            <w:proofErr w:type="spellStart"/>
             <w:r>
               <w:rPr>
                 <w:rStyle w:val="fAddressLabel"/>
               </w:rPr>
-              <w:t xml:space="preserve">Pengirim</w:t>
-            </w:r>
-          </w:p>
-        </w:tc>
-        <w:tc>
-          <w:tcPr>
-            <w:tcW w:w="283.4645669291338" w:type="dxa"/>
-            <w:noWrap/>
-          </w:tcPr>
-          <w:p>
-            <w:pPr/>
+              <w:t>Pengirim</w:t>
+            </w:r>
+            <w:proofErr w:type="spellEnd"/>
+          </w:p>
+        </w:tc>
+        <w:tc>
+          <w:tcPr>
+            <w:tcW w:w="170" w:type="dxa"/>
+            <w:noWrap/>
+            <w:hideMark/>
+          </w:tcPr>
+          <w:p>
             <w:r>
               <w:rPr>
                 <w:rStyle w:val="fAddressLabel"/>
               </w:rPr>
-              <w:t xml:space="preserve">:</w:t>
-            </w:r>
-          </w:p>
-        </w:tc>
-        <w:tc>
-          <w:tcPr>
-            <w:tcW w:w="7370.07874015748" w:type="dxa"/>
-            <w:noWrap/>
-          </w:tcPr>
-          <w:p>
-            <w:pPr/>
+              <w:t>:</w:t>
+            </w:r>
+          </w:p>
+        </w:tc>
+        <w:tc>
+          <w:tcPr>
+            <w:tcW w:w="2979" w:type="dxa"/>
+            <w:noWrap/>
+            <w:hideMark/>
+          </w:tcPr>
+          <w:p>
             <w:r>
               <w:rPr>
                 <w:rStyle w:val="fAddressName"/>
               </w:rPr>
-              <w:t xml:space="preserve">${company_name}</w:t>
+              <w:t>${</w:t>
+            </w:r>
+            <w:proofErr w:type="spellStart"/>
+            <w:r>
+              <w:rPr>
+                <w:rStyle w:val="fAddressName"/>
+              </w:rPr>
+              <w:t>company_name</w:t>
+            </w:r>
+            <w:proofErr w:type="spellEnd"/>
+            <w:r>
+              <w:rPr>
+                <w:rStyle w:val="fAddressName"/>
+              </w:rPr>
+              <w:t>}</w:t>
             </w:r>
           </w:p>
         </w:tc>
       </w:tr>
       <w:tr>
-        <w:trPr/>
-        <w:tc>
-          <w:tcPr>
-            <w:tcW w:w="1417.3228346456694" w:type="dxa"/>
-            <w:noWrap/>
-          </w:tcPr>
-          <w:p>
-            <w:pPr/>
+        <w:trPr>
+          <w:trHeight w:val="20"/>
+        </w:trPr>
+        <w:tc>
+          <w:tcPr>
+            <w:tcW w:w="917" w:type="dxa"/>
+            <w:noWrap/>
+            <w:hideMark/>
+          </w:tcPr>
+          <w:p>
             <w:r>
               <w:rPr>
                 <w:rStyle w:val="fAddressLabel"/>
               </w:rPr>
-              <w:t xml:space="preserve">No HP</w:t>
-            </w:r>
-          </w:p>
-        </w:tc>
-        <w:tc>
-          <w:tcPr>
-            <w:tcW w:w="283.4645669291338" w:type="dxa"/>
-            <w:noWrap/>
-          </w:tcPr>
-          <w:p>
-            <w:pPr/>
+              <w:t>No HP</w:t>
+            </w:r>
+          </w:p>
+        </w:tc>
+        <w:tc>
+          <w:tcPr>
+            <w:tcW w:w="170" w:type="dxa"/>
+            <w:noWrap/>
+            <w:hideMark/>
+          </w:tcPr>
+          <w:p>
             <w:r>
               <w:rPr>
                 <w:rStyle w:val="fAddressLabel"/>
               </w:rPr>
-              <w:t xml:space="preserve">:</w:t>
-            </w:r>
-          </w:p>
-        </w:tc>
-        <w:tc>
-          <w:tcPr>
-            <w:tcW w:w="7370.07874015748" w:type="dxa"/>
-            <w:noWrap/>
-          </w:tcPr>
-          <w:p>
-            <w:pPr/>
+              <w:t>:</w:t>
+            </w:r>
+          </w:p>
+        </w:tc>
+        <w:tc>
+          <w:tcPr>
+            <w:tcW w:w="2979" w:type="dxa"/>
+            <w:noWrap/>
+            <w:hideMark/>
+          </w:tcPr>
+          <w:p>
             <w:r>
               <w:rPr>
                 <w:rStyle w:val="fAddressText"/>
               </w:rPr>
-              <w:t xml:space="preserve">${company_phone}</w:t>
+              <w:t>${</w:t>
+            </w:r>
+            <w:proofErr w:type="spellStart"/>
+            <w:r>
+              <w:rPr>
+                <w:rStyle w:val="fAddressText"/>
+              </w:rPr>
+              <w:t>company_phone</w:t>
+            </w:r>
+            <w:proofErr w:type="spellEnd"/>
+            <w:r>
+              <w:rPr>
+                <w:rStyle w:val="fAddressText"/>
+              </w:rPr>
+              <w:t>}</w:t>
             </w:r>
           </w:p>
         </w:tc>
       </w:tr>
       <w:tr>
-        <w:trPr/>
-        <w:tc>
-          <w:tcPr>
-            <w:tcW w:w="1417.3228346456694" w:type="dxa"/>
-            <w:noWrap/>
-          </w:tcPr>
-          <w:p>
-            <w:pPr/>
+        <w:trPr>
+          <w:trHeight w:val="20"/>
+        </w:trPr>
+        <w:tc>
+          <w:tcPr>
+            <w:tcW w:w="917" w:type="dxa"/>
+            <w:noWrap/>
+            <w:hideMark/>
+          </w:tcPr>
+          <w:p>
             <w:r>
               <w:rPr>
                 <w:rStyle w:val="fAddressLabel"/>
               </w:rPr>
-              <w:t xml:space="preserve">Alamat</w:t>
-            </w:r>
-          </w:p>
-        </w:tc>
-        <w:tc>
-          <w:tcPr>
-            <w:tcW w:w="283.4645669291338" w:type="dxa"/>
-            <w:noWrap/>
-          </w:tcPr>
-          <w:p>
-            <w:pPr/>
+              <w:t>Alamat</w:t>
+            </w:r>
+          </w:p>
+        </w:tc>
+        <w:tc>
+          <w:tcPr>
+            <w:tcW w:w="170" w:type="dxa"/>
+            <w:noWrap/>
+            <w:hideMark/>
+          </w:tcPr>
+          <w:p>
             <w:r>
               <w:rPr>
                 <w:rStyle w:val="fAddressLabel"/>
               </w:rPr>
-              <w:t xml:space="preserve">:</w:t>
-            </w:r>
-          </w:p>
-        </w:tc>
-        <w:tc>
-          <w:tcPr>
-            <w:tcW w:w="7370.07874015748" w:type="dxa"/>
-            <w:noWrap/>
-          </w:tcPr>
-          <w:p>
-            <w:pPr/>
+              <w:t>:</w:t>
+            </w:r>
+          </w:p>
+        </w:tc>
+        <w:tc>
+          <w:tcPr>
+            <w:tcW w:w="2979" w:type="dxa"/>
+            <w:noWrap/>
+            <w:hideMark/>
+          </w:tcPr>
+          <w:p>
             <w:r>
               <w:rPr>
                 <w:rStyle w:val="fAddressText"/>
               </w:rPr>
-              <w:t xml:space="preserve">${company_address}</w:t>
+              <w:t>${</w:t>
+            </w:r>
+            <w:proofErr w:type="spellStart"/>
+            <w:r>
+              <w:rPr>
+                <w:rStyle w:val="fAddressText"/>
+              </w:rPr>
+              <w:t>company_address</w:t>
+            </w:r>
+            <w:proofErr w:type="spellEnd"/>
+            <w:r>
+              <w:rPr>
+                <w:rStyle w:val="fAddressText"/>
+              </w:rPr>
+              <w:t>}</w:t>
             </w:r>
           </w:p>
         </w:tc>
       </w:tr>
     </w:tbl>
     <w:p>
-      <w:pPr/>
-      <w:r>
-        <w:rPr/>
-        <w:t xml:space="preserve"> </w:t>
-      </w:r>
-    </w:p>
-    <w:p>
-      <w:pPr/>
-      <w:r>
-        <w:pict>
-          <v:shape id="_x0000_s1004" type="#_x0000_t32" style="margin-left:0pt; margin-top:0pt; mso-position-horizontal:left; mso-position-vertical:top; mso-position-horizontal-relative:char; mso-position-vertical-relative:line;">
-            <w10:wrap type="inline"/>
-            <v:stroke weight="1.5pt" color="000000"/>
-          </v:shape>
-        </w:pict>
-      </w:r>
-    </w:p>
-    <w:p>
-      <w:pPr/>
-      <w:r>
-        <w:rPr/>
-        <w:t xml:space="preserve"> </w:t>
-      </w:r>
+      <w:pPr>
+        <w:pBdr>
+          <w:bottom w:val="single" w:sz="12" w:space="1" w:color="auto"/>
+        </w:pBdr>
+      </w:pPr>
     </w:p>
     <w:tbl>
+      <w:tblPr>
+        <w:tblW w:w="4066" w:type="dxa"/>
+        <w:tblInd w:w="40" w:type="dxa"/>
+        <w:tblCellMar>
+          <w:left w:w="0" w:type="dxa"/>
+          <w:right w:w="0" w:type="dxa"/>
+        </w:tblCellMar>
+        <w:tblLook w:val="04A0" w:firstRow="1" w:lastRow="0" w:firstColumn="1" w:lastColumn="0" w:noHBand="0" w:noVBand="1"/>
+      </w:tblPr>
       <w:tblGrid>
-        <w:gridCol w:w="1417.3228346456694" w:type="dxa"/>
-        <w:gridCol w:w="283.4645669291338" w:type="dxa"/>
-        <w:gridCol w:w="7370.07874015748" w:type="dxa"/>
+        <w:gridCol w:w="942"/>
+        <w:gridCol w:w="192"/>
+        <w:gridCol w:w="2980"/>
       </w:tblGrid>
-      <w:tblPr>
-        <w:tblW w:w="0" w:type="auto"/>
-        <w:tblLayout w:type="autofit"/>
-        <w:tblCellMar>
-          <w:top w:w="40" w:type="dxa"/>
-          <w:left w:w="40" w:type="dxa"/>
-          <w:right w:w="40" w:type="dxa"/>
-          <w:bottom w:w="40" w:type="dxa"/>
-        </w:tblCellMar>
-        <w:tblBorders>
-          <w:top w:val="single" w:sz="0"/>
-          <w:left w:val="single" w:sz="0"/>
-          <w:right w:val="single" w:sz="0"/>
-          <w:bottom w:val="single" w:sz="0"/>
-          <w:insideH w:val="single" w:sz="0"/>
-          <w:insideV w:val="single" w:sz="0"/>
-        </w:tblBorders>
-      </w:tblPr>
       <w:tr>
-        <w:trPr/>
-        <w:tc>
-          <w:tcPr>
-            <w:tcW w:w="1417.3228346456694" w:type="dxa"/>
-            <w:noWrap/>
-          </w:tcPr>
-          <w:p>
-            <w:pPr/>
+        <w:trPr>
+          <w:trHeight w:val="20"/>
+        </w:trPr>
+        <w:tc>
+          <w:tcPr>
+            <w:tcW w:w="926" w:type="dxa"/>
+            <w:noWrap/>
+            <w:hideMark/>
+          </w:tcPr>
+          <w:p>
+            <w:proofErr w:type="spellStart"/>
             <w:r>
               <w:rPr>
                 <w:rStyle w:val="fAddressLabel"/>
               </w:rPr>
-              <w:t xml:space="preserve">Penerima</w:t>
-            </w:r>
-          </w:p>
-        </w:tc>
-        <w:tc>
-          <w:tcPr>
-            <w:tcW w:w="283.4645669291338" w:type="dxa"/>
-            <w:noWrap/>
-          </w:tcPr>
-          <w:p>
-            <w:pPr/>
+              <w:t>Penerima</w:t>
+            </w:r>
+            <w:proofErr w:type="spellEnd"/>
+          </w:p>
+        </w:tc>
+        <w:tc>
+          <w:tcPr>
+            <w:tcW w:w="176" w:type="dxa"/>
+            <w:noWrap/>
+            <w:hideMark/>
+          </w:tcPr>
+          <w:p>
             <w:r>
               <w:rPr>
                 <w:rStyle w:val="fAddressLabel"/>
               </w:rPr>
-              <w:t xml:space="preserve">:</w:t>
-            </w:r>
-          </w:p>
-        </w:tc>
-        <w:tc>
-          <w:tcPr>
-            <w:tcW w:w="7370.07874015748" w:type="dxa"/>
-            <w:noWrap/>
-          </w:tcPr>
-          <w:p>
-            <w:pPr/>
+              <w:t>:</w:t>
+            </w:r>
+          </w:p>
+        </w:tc>
+        <w:tc>
+          <w:tcPr>
+            <w:tcW w:w="2964" w:type="dxa"/>
+            <w:noWrap/>
+            <w:hideMark/>
+          </w:tcPr>
+          <w:p>
             <w:r>
               <w:rPr>
                 <w:rStyle w:val="fAddressName"/>
               </w:rPr>
-              <w:t xml:space="preserve">${partner_pic}</w:t>
+              <w:t>${</w:t>
+            </w:r>
+            <w:proofErr w:type="spellStart"/>
+            <w:r>
+              <w:rPr>
+                <w:rStyle w:val="fAddressName"/>
+              </w:rPr>
+              <w:t>partner_pic</w:t>
+            </w:r>
+            <w:proofErr w:type="spellEnd"/>
+            <w:r>
+              <w:rPr>
+                <w:rStyle w:val="fAddressName"/>
+              </w:rPr>
+              <w:t>}</w:t>
             </w:r>
           </w:p>
         </w:tc>
       </w:tr>
       <w:tr>
-        <w:trPr/>
-        <w:tc>
-          <w:tcPr>
-            <w:tcW w:w="1417.3228346456694" w:type="dxa"/>
-            <w:noWrap/>
-          </w:tcPr>
-          <w:p>
-            <w:pPr/>
+        <w:trPr>
+          <w:trHeight w:val="20"/>
+        </w:trPr>
+        <w:tc>
+          <w:tcPr>
+            <w:tcW w:w="926" w:type="dxa"/>
+            <w:noWrap/>
+            <w:hideMark/>
+          </w:tcPr>
+          <w:p>
             <w:r>
               <w:rPr>
                 <w:rStyle w:val="fAddressLabel"/>
               </w:rPr>
-              <w:t xml:space="preserve">No HP</w:t>
-            </w:r>
-          </w:p>
-        </w:tc>
-        <w:tc>
-          <w:tcPr>
-            <w:tcW w:w="283.4645669291338" w:type="dxa"/>
-            <w:noWrap/>
-          </w:tcPr>
-          <w:p>
-            <w:pPr/>
+              <w:t>No HP</w:t>
+            </w:r>
+          </w:p>
+        </w:tc>
+        <w:tc>
+          <w:tcPr>
+            <w:tcW w:w="176" w:type="dxa"/>
+            <w:noWrap/>
+            <w:hideMark/>
+          </w:tcPr>
+          <w:p>
             <w:r>
               <w:rPr>
                 <w:rStyle w:val="fAddressLabel"/>
               </w:rPr>
-              <w:t xml:space="preserve">:</w:t>
-            </w:r>
-          </w:p>
-        </w:tc>
-        <w:tc>
-          <w:tcPr>
-            <w:tcW w:w="7370.07874015748" w:type="dxa"/>
-            <w:noWrap/>
-          </w:tcPr>
-          <w:p>
-            <w:pPr/>
+              <w:t>:</w:t>
+            </w:r>
+          </w:p>
+        </w:tc>
+        <w:tc>
+          <w:tcPr>
+            <w:tcW w:w="2964" w:type="dxa"/>
+            <w:noWrap/>
+            <w:hideMark/>
+          </w:tcPr>
+          <w:p>
             <w:r>
               <w:rPr>
                 <w:rStyle w:val="fAddressText"/>
               </w:rPr>
-              <w:t xml:space="preserve">${partner_phone}</w:t>
+              <w:t>${</w:t>
+            </w:r>
+            <w:proofErr w:type="spellStart"/>
+            <w:r>
+              <w:rPr>
+                <w:rStyle w:val="fAddressText"/>
+              </w:rPr>
+              <w:t>partner_phone</w:t>
+            </w:r>
+            <w:proofErr w:type="spellEnd"/>
+            <w:r>
+              <w:rPr>
+                <w:rStyle w:val="fAddressText"/>
+              </w:rPr>
+              <w:t>}</w:t>
             </w:r>
           </w:p>
         </w:tc>
       </w:tr>
       <w:tr>
-        <w:trPr/>
-        <w:tc>
-          <w:tcPr>
-            <w:tcW w:w="1417.3228346456694" w:type="dxa"/>
-            <w:noWrap/>
-          </w:tcPr>
-          <w:p>
-            <w:pPr/>
+        <w:trPr>
+          <w:trHeight w:val="20"/>
+        </w:trPr>
+        <w:tc>
+          <w:tcPr>
+            <w:tcW w:w="926" w:type="dxa"/>
+            <w:noWrap/>
+            <w:hideMark/>
+          </w:tcPr>
+          <w:p>
             <w:r>
               <w:rPr>
                 <w:rStyle w:val="fAddressLabel"/>
               </w:rPr>
-              <w:t xml:space="preserve">Alamat</w:t>
-            </w:r>
-          </w:p>
-        </w:tc>
-        <w:tc>
-          <w:tcPr>
-            <w:tcW w:w="283.4645669291338" w:type="dxa"/>
-            <w:noWrap/>
-          </w:tcPr>
-          <w:p>
-            <w:pPr/>
+              <w:t>Alamat</w:t>
+            </w:r>
+          </w:p>
+        </w:tc>
+        <w:tc>
+          <w:tcPr>
+            <w:tcW w:w="176" w:type="dxa"/>
+            <w:noWrap/>
+            <w:hideMark/>
+          </w:tcPr>
+          <w:p>
             <w:r>
               <w:rPr>
                 <w:rStyle w:val="fAddressLabel"/>
               </w:rPr>
-              <w:t xml:space="preserve">:</w:t>
-            </w:r>
-          </w:p>
-        </w:tc>
-        <w:tc>
-          <w:tcPr>
-            <w:tcW w:w="7370.07874015748" w:type="dxa"/>
-            <w:noWrap/>
-          </w:tcPr>
-          <w:p>
-            <w:pPr/>
+              <w:t>:</w:t>
+            </w:r>
+          </w:p>
+        </w:tc>
+        <w:tc>
+          <w:tcPr>
+            <w:tcW w:w="2964" w:type="dxa"/>
+            <w:noWrap/>
+            <w:hideMark/>
+          </w:tcPr>
+          <w:p>
+            <w:pPr>
+              <w:spacing w:after="0"/>
+              <w:rPr>
+                <w:b/>
+                <w:bCs/>
+              </w:rPr>
+            </w:pPr>
             <w:r>
               <w:rPr>
                 <w:rStyle w:val="fAddressName"/>
               </w:rPr>
-              <w:t xml:space="preserve">${partner_name}</w:t>
-            </w:r>
-          </w:p>
-          <w:p>
-            <w:pPr/>
+              <w:t>${</w:t>
+            </w:r>
+            <w:proofErr w:type="spellStart"/>
+            <w:r>
+              <w:rPr>
+                <w:rStyle w:val="fAddressName"/>
+              </w:rPr>
+              <w:t>partner_name</w:t>
+            </w:r>
+            <w:proofErr w:type="spellEnd"/>
+            <w:r>
+              <w:rPr>
+                <w:rStyle w:val="fAddressName"/>
+              </w:rPr>
+              <w:t>}</w:t>
+            </w:r>
+          </w:p>
+          <w:p>
             <w:r>
               <w:rPr>
                 <w:rStyle w:val="fAddressText"/>
               </w:rPr>
-              <w:t xml:space="preserve">${partner_address}</w:t>
+              <w:t>${</w:t>
+            </w:r>
+            <w:proofErr w:type="spellStart"/>
+            <w:r>
+              <w:rPr>
+                <w:rStyle w:val="fAddressText"/>
+              </w:rPr>
+              <w:t>partner_address</w:t>
+            </w:r>
+            <w:proofErr w:type="spellEnd"/>
+            <w:r>
+              <w:rPr>
+                <w:rStyle w:val="fAddressText"/>
+              </w:rPr>
+              <w:t>}</w:t>
             </w:r>
           </w:p>
         </w:tc>
       </w:tr>
     </w:tbl>
+    <w:p/>
+    <w:p/>
     <w:sectPr>
-      <w:pgSz w:orient="portrait" w:w="11905.511811023622" w:h="16837.79527559055"/>
-      <w:pgMar w:top="1133.8582677165352" w:right="1133.8582677165352" w:bottom="1133.8582677165352" w:left="1133.8582677165352" w:header="720" w:footer="720" w:gutter="0"/>
-      <w:cols w:num="1" w:space="720"/>
+      <w:pgSz w:w="6237" w:h="13041"/>
+      <w:pgMar w:top="1440" w:right="1080" w:bottom="1440" w:left="1080" w:header="709" w:footer="709" w:gutter="0"/>
+      <w:cols w:space="708"/>
+      <w:docGrid w:linePitch="360"/>
     </w:sectPr>
   </w:body>
 </w:document>
 </file>
 
-<file path=word/comments.xml><?xml version="1.0" encoding="utf-8"?>
-<w:comments xmlns:ve="http://schemas.openxmlformats.org/markup-compatibility/2006" xmlns:o="urn:schemas-microsoft-com:office:office" xmlns:r="http://schemas.openxmlformats.org/officeDocument/2006/relationships" xmlns:m="http://schemas.openxmlformats.org/officeDocument/2006/math" xmlns:v="urn:schemas-microsoft-com:vml" xmlns:wp="http://schemas.openxmlformats.org/drawingml/2006/wordprocessingDrawing" xmlns:w10="urn:schemas-microsoft-com:office:word" xmlns:w="http://schemas.openxmlformats.org/wordprocessingml/2006/main" xmlns:wne="http://schemas.microsoft.com/office/word/2006/wordml"/>
-</file>
-
-<file path=word/numbering.xml><?xml version="1.0" encoding="utf-8"?>
-<w:numbering xmlns:ve="http://schemas.openxmlformats.org/markup-compatibility/2006" xmlns:o="urn:schemas-microsoft-com:office:office" xmlns:r="http://schemas.openxmlformats.org/officeDocument/2006/relationships" xmlns:m="http://schemas.openxmlformats.org/officeDocument/2006/math" xmlns:v="urn:schemas-microsoft-com:vml" xmlns:wp="http://schemas.openxmlformats.org/drawingml/2006/wordprocessingDrawing" xmlns:w10="urn:schemas-microsoft-com:office:word" xmlns:w="http://schemas.openxmlformats.org/wordprocessingml/2006/main" xmlns:wne="http://schemas.microsoft.com/office/word/2006/wordml"/>
-</file>
-
 <file path=word/styles.xml><?xml version="1.0" encoding="utf-8"?>
-<w:styles xmlns:r="http://schemas.openxmlformats.org/officeDocument/2006/relationships" xmlns:w="http://schemas.openxmlformats.org/wordprocessingml/2006/main">
+<w:styles xmlns:mc="http://schemas.openxmlformats.org/markup-compatibility/2006" xmlns:r="http://schemas.openxmlformats.org/officeDocument/2006/relationships" xmlns:w="http://schemas.openxmlformats.org/wordprocessingml/2006/main" xmlns:w14="http://schemas.microsoft.com/office/word/2010/wordml" xmlns:w15="http://schemas.microsoft.com/office/word/2012/wordml" xmlns:w16cex="http://schemas.microsoft.com/office/word/2018/wordml/cex" xmlns:w16cid="http://schemas.microsoft.com/office/word/2016/wordml/cid" xmlns:w16="http://schemas.microsoft.com/office/word/2018/wordml" xmlns:w16sdtdh="http://schemas.microsoft.com/office/word/2020/wordml/sdtdatahash" xmlns:w16se="http://schemas.microsoft.com/office/word/2015/wordml/symex" mc:Ignorable="w14 w15 w16se w16cid w16 w16cex w16sdtdh">
   <w:docDefaults>
     <w:rPrDefault>
       <w:rPr>
-        <w:rFonts w:ascii="Arial" w:hAnsi="Arial" w:eastAsia="Arial" w:cs="Arial"/>
-        <w:sz w:val="20"/>
-        <w:szCs w:val="20"/>
-        <w:lang w:val="en-US"/>
+        <w:rFonts w:ascii="Arial" w:eastAsia="Arial" w:hAnsi="Arial" w:cs="Arial"/>
+        <w:lang w:val="en-US" w:eastAsia="id-ID" w:bidi="ar-SA"/>
       </w:rPr>
     </w:rPrDefault>
+    <w:pPrDefault>
+      <w:pPr>
+        <w:spacing w:after="160" w:line="259" w:lineRule="auto"/>
+      </w:pPr>
+    </w:pPrDefault>
   </w:docDefaults>
+  <w:latentStyles w:defLockedState="0" w:defUIPriority="99" w:defSemiHidden="0" w:defUnhideWhenUsed="0" w:defQFormat="0" w:count="376">
+    <w:lsdException w:name="Normal" w:uiPriority="0" w:qFormat="1"/>
+    <w:lsdException w:name="heading 1" w:uiPriority="9" w:qFormat="1"/>
+    <w:lsdException w:name="heading 2" w:semiHidden="1" w:uiPriority="9" w:unhideWhenUsed="1" w:qFormat="1"/>
+    <w:lsdException w:name="heading 3" w:semiHidden="1" w:uiPriority="9" w:unhideWhenUsed="1" w:qFormat="1"/>
+    <w:lsdException w:name="heading 4" w:semiHidden="1" w:uiPriority="9" w:unhideWhenUsed="1" w:qFormat="1"/>
+    <w:lsdException w:name="heading 5" w:semiHidden="1" w:uiPriority="9" w:unhideWhenUsed="1" w:qFormat="1"/>
+    <w:lsdException w:name="heading 6" w:semiHidden="1" w:uiPriority="9" w:unhideWhenUsed="1" w:qFormat="1"/>
+    <w:lsdException w:name="heading 7" w:semiHidden="1" w:uiPriority="9" w:unhideWhenUsed="1" w:qFormat="1"/>
+    <w:lsdException w:name="heading 8" w:semiHidden="1" w:uiPriority="9" w:unhideWhenUsed="1" w:qFormat="1"/>
+    <w:lsdException w:name="heading 9" w:semiHidden="1" w:uiPriority="9" w:unhideWhenUsed="1" w:qFormat="1"/>
+    <w:lsdException w:name="index 1" w:semiHidden="1" w:unhideWhenUsed="1"/>
+    <w:lsdException w:name="index 2" w:semiHidden="1" w:unhideWhenUsed="1"/>
+    <w:lsdException w:name="index 3" w:semiHidden="1" w:unhideWhenUsed="1"/>
+    <w:lsdException w:name="index 4" w:semiHidden="1" w:unhideWhenUsed="1"/>
+    <w:lsdException w:name="index 5" w:semiHidden="1" w:unhideWhenUsed="1"/>
+    <w:lsdException w:name="index 6" w:semiHidden="1" w:unhideWhenUsed="1"/>
+    <w:lsdException w:name="index 7" w:semiHidden="1" w:unhideWhenUsed="1"/>
+    <w:lsdException w:name="index 8" w:semiHidden="1" w:unhideWhenUsed="1"/>
+    <w:lsdException w:name="index 9" w:semiHidden="1" w:unhideWhenUsed="1"/>
+    <w:lsdException w:name="toc 1" w:semiHidden="1" w:uiPriority="39" w:unhideWhenUsed="1"/>
+    <w:lsdException w:name="toc 2" w:semiHidden="1" w:uiPriority="39" w:unhideWhenUsed="1"/>
+    <w:lsdException w:name="toc 3" w:semiHidden="1" w:uiPriority="39" w:unhideWhenUsed="1"/>
+    <w:lsdException w:name="toc 4" w:semiHidden="1" w:uiPriority="39" w:unhideWhenUsed="1"/>
+    <w:lsdException w:name="toc 5" w:semiHidden="1" w:uiPriority="39" w:unhideWhenUsed="1"/>
+    <w:lsdException w:name="toc 6" w:semiHidden="1" w:uiPriority="39" w:unhideWhenUsed="1"/>
+    <w:lsdException w:name="toc 7" w:semiHidden="1" w:uiPriority="39" w:unhideWhenUsed="1"/>
+    <w:lsdException w:name="toc 8" w:semiHidden="1" w:uiPriority="39" w:unhideWhenUsed="1"/>
+    <w:lsdException w:name="toc 9" w:semiHidden="1" w:uiPriority="39" w:unhideWhenUsed="1"/>
+    <w:lsdException w:name="Normal Indent" w:semiHidden="1" w:unhideWhenUsed="1"/>
+    <w:lsdException w:name="footnote text" w:semiHidden="1" w:unhideWhenUsed="1"/>
+    <w:lsdException w:name="annotation text" w:semiHidden="1" w:unhideWhenUsed="1"/>
+    <w:lsdException w:name="header" w:semiHidden="1" w:unhideWhenUsed="1"/>
+    <w:lsdException w:name="footer" w:semiHidden="1" w:unhideWhenUsed="1"/>
+    <w:lsdException w:name="index heading" w:semiHidden="1" w:unhideWhenUsed="1"/>
+    <w:lsdException w:name="caption" w:semiHidden="1" w:uiPriority="35" w:unhideWhenUsed="1" w:qFormat="1"/>
+    <w:lsdException w:name="table of figures" w:semiHidden="1" w:unhideWhenUsed="1"/>
+    <w:lsdException w:name="envelope address" w:semiHidden="1" w:unhideWhenUsed="1"/>
+    <w:lsdException w:name="envelope return" w:semiHidden="1" w:unhideWhenUsed="1"/>
+    <w:lsdException w:name="footnote reference" w:semiHidden="1" w:unhideWhenUsed="1"/>
+    <w:lsdException w:name="annotation reference" w:semiHidden="1" w:unhideWhenUsed="1"/>
+    <w:lsdException w:name="line number" w:semiHidden="1" w:unhideWhenUsed="1"/>
+    <w:lsdException w:name="page number" w:semiHidden="1" w:unhideWhenUsed="1"/>
+    <w:lsdException w:name="endnote reference" w:semiHidden="1" w:unhideWhenUsed="1"/>
+    <w:lsdException w:name="endnote text" w:semiHidden="1" w:unhideWhenUsed="1"/>
+    <w:lsdException w:name="table of authorities" w:semiHidden="1" w:unhideWhenUsed="1"/>
+    <w:lsdException w:name="macro" w:semiHidden="1" w:unhideWhenUsed="1"/>
+    <w:lsdException w:name="toa heading" w:semiHidden="1" w:unhideWhenUsed="1"/>
+    <w:lsdException w:name="List" w:semiHidden="1" w:unhideWhenUsed="1"/>
+    <w:lsdException w:name="List Bullet" w:semiHidden="1" w:unhideWhenUsed="1"/>
+    <w:lsdException w:name="List Number" w:semiHidden="1" w:unhideWhenUsed="1"/>
+    <w:lsdException w:name="List 2" w:semiHidden="1" w:unhideWhenUsed="1"/>
+    <w:lsdException w:name="List 3" w:semiHidden="1" w:unhideWhenUsed="1"/>
+    <w:lsdException w:name="List 4" w:semiHidden="1" w:unhideWhenUsed="1"/>
+    <w:lsdException w:name="List 5" w:semiHidden="1" w:unhideWhenUsed="1"/>
+    <w:lsdException w:name="List Bullet 2" w:semiHidden="1" w:unhideWhenUsed="1"/>
+    <w:lsdException w:name="List Bullet 3" w:semiHidden="1" w:unhideWhenUsed="1"/>
+    <w:lsdException w:name="List Bullet 4" w:semiHidden="1" w:unhideWhenUsed="1"/>
+    <w:lsdException w:name="List Bullet 5" w:semiHidden="1" w:unhideWhenUsed="1"/>
+    <w:lsdException w:name="List Number 2" w:semiHidden="1" w:unhideWhenUsed="1"/>
+    <w:lsdException w:name="List Number 3" w:semiHidden="1" w:unhideWhenUsed="1"/>
+    <w:lsdException w:name="List Number 4" w:semiHidden="1" w:unhideWhenUsed="1"/>
+    <w:lsdException w:name="List Number 5" w:semiHidden="1" w:unhideWhenUsed="1"/>
+    <w:lsdException w:name="Title" w:uiPriority="10" w:qFormat="1"/>
+    <w:lsdException w:name="Closing" w:semiHidden="1" w:unhideWhenUsed="1"/>
+    <w:lsdException w:name="Signature" w:semiHidden="1" w:unhideWhenUsed="1"/>
+    <w:lsdException w:name="Default Paragraph Font" w:semiHidden="1" w:uiPriority="1" w:unhideWhenUsed="1"/>
+    <w:lsdException w:name="Body Text" w:semiHidden="1" w:unhideWhenUsed="1"/>
+    <w:lsdException w:name="Body Text Indent" w:semiHidden="1" w:unhideWhenUsed="1"/>
+    <w:lsdException w:name="List Continue" w:semiHidden="1" w:unhideWhenUsed="1"/>
+    <w:lsdException w:name="List Continue 2" w:semiHidden="1" w:unhideWhenUsed="1"/>
+    <w:lsdException w:name="List Continue 3" w:semiHidden="1" w:unhideWhenUsed="1"/>
+    <w:lsdException w:name="List Continue 4" w:semiHidden="1" w:unhideWhenUsed="1"/>
+    <w:lsdException w:name="List Continue 5" w:semiHidden="1" w:unhideWhenUsed="1"/>
+    <w:lsdException w:name="Message Header" w:semiHidden="1" w:unhideWhenUsed="1"/>
+    <w:lsdException w:name="Subtitle" w:uiPriority="11" w:qFormat="1"/>
+    <w:lsdException w:name="Salutation" w:semiHidden="1" w:unhideWhenUsed="1"/>
+    <w:lsdException w:name="Date" w:semiHidden="1" w:unhideWhenUsed="1"/>
+    <w:lsdException w:name="Body Text First Indent" w:semiHidden="1" w:unhideWhenUsed="1"/>
+    <w:lsdException w:name="Body Text First Indent 2" w:semiHidden="1" w:unhideWhenUsed="1"/>
+    <w:lsdException w:name="Note Heading" w:semiHidden="1" w:unhideWhenUsed="1"/>
+    <w:lsdException w:name="Body Text 2" w:semiHidden="1" w:unhideWhenUsed="1"/>
+    <w:lsdException w:name="Body Text 3" w:semiHidden="1" w:unhideWhenUsed="1"/>
+    <w:lsdException w:name="Body Text Indent 2" w:semiHidden="1" w:unhideWhenUsed="1"/>
+    <w:lsdException w:name="Body Text Indent 3" w:semiHidden="1" w:unhideWhenUsed="1"/>
+    <w:lsdException w:name="Block Text" w:semiHidden="1" w:unhideWhenUsed="1"/>
+    <w:lsdException w:name="Hyperlink" w:semiHidden="1" w:unhideWhenUsed="1"/>
+    <w:lsdException w:name="FollowedHyperlink" w:semiHidden="1" w:unhideWhenUsed="1"/>
+    <w:lsdException w:name="Strong" w:uiPriority="22" w:qFormat="1"/>
+    <w:lsdException w:name="Emphasis" w:uiPriority="20" w:qFormat="1"/>
+    <w:lsdException w:name="Document Map" w:semiHidden="1" w:unhideWhenUsed="1"/>
+    <w:lsdException w:name="Plain Text" w:semiHidden="1" w:unhideWhenUsed="1"/>
+    <w:lsdException w:name="E-mail Signature" w:semiHidden="1" w:unhideWhenUsed="1"/>
+    <w:lsdException w:name="HTML Top of Form" w:semiHidden="1" w:unhideWhenUsed="1"/>
+    <w:lsdException w:name="HTML Bottom of Form" w:semiHidden="1" w:unhideWhenUsed="1"/>
+    <w:lsdException w:name="Normal (Web)" w:semiHidden="1" w:unhideWhenUsed="1"/>
+    <w:lsdException w:name="HTML Acronym" w:semiHidden="1" w:unhideWhenUsed="1"/>
+    <w:lsdException w:name="HTML Address" w:semiHidden="1" w:unhideWhenUsed="1"/>
+    <w:lsdException w:name="HTML Cite" w:semiHidden="1" w:unhideWhenUsed="1"/>
+    <w:lsdException w:name="HTML Code" w:semiHidden="1" w:unhideWhenUsed="1"/>
+    <w:lsdException w:name="HTML Definition" w:semiHidden="1" w:unhideWhenUsed="1"/>
+    <w:lsdException w:name="HTML Keyboard" w:semiHidden="1" w:unhideWhenUsed="1"/>
+    <w:lsdException w:name="HTML Preformatted" w:semiHidden="1" w:unhideWhenUsed="1"/>
+    <w:lsdException w:name="HTML Sample" w:semiHidden="1" w:unhideWhenUsed="1"/>
+    <w:lsdException w:name="HTML Typewriter" w:semiHidden="1" w:unhideWhenUsed="1"/>
+    <w:lsdException w:name="HTML Variable" w:semiHidden="1" w:unhideWhenUsed="1"/>
+    <w:lsdException w:name="Normal Table" w:semiHidden="1" w:unhideWhenUsed="1"/>
+    <w:lsdException w:name="annotation subject" w:semiHidden="1" w:unhideWhenUsed="1"/>
+    <w:lsdException w:name="No List" w:semiHidden="1" w:unhideWhenUsed="1"/>
+    <w:lsdException w:name="Outline List 1" w:semiHidden="1" w:unhideWhenUsed="1"/>
+    <w:lsdException w:name="Outline List 2" w:semiHidden="1" w:unhideWhenUsed="1"/>
+    <w:lsdException w:name="Outline List 3" w:semiHidden="1" w:unhideWhenUsed="1"/>
+    <w:lsdException w:name="Table Simple 1" w:semiHidden="1" w:unhideWhenUsed="1"/>
+    <w:lsdException w:name="Table Simple 2" w:semiHidden="1" w:unhideWhenUsed="1"/>
+    <w:lsdException w:name="Table Simple 3" w:semiHidden="1" w:unhideWhenUsed="1"/>
+    <w:lsdException w:name="Table Classic 1" w:semiHidden="1" w:unhideWhenUsed="1"/>
+    <w:lsdException w:name="Table Classic 2" w:semiHidden="1" w:unhideWhenUsed="1"/>
+    <w:lsdException w:name="Table Classic 3" w:semiHidden="1" w:unhideWhenUsed="1"/>
+    <w:lsdException w:name="Table Classic 4" w:semiHidden="1" w:unhideWhenUsed="1"/>
+    <w:lsdException w:name="Table Colorful 1" w:semiHidden="1" w:unhideWhenUsed="1"/>
+    <w:lsdException w:name="Table Colorful 2" w:semiHidden="1" w:unhideWhenUsed="1"/>
+    <w:lsdException w:name="Table Colorful 3" w:semiHidden="1" w:unhideWhenUsed="1"/>
+    <w:lsdException w:name="Table Columns 1" w:semiHidden="1" w:unhideWhenUsed="1"/>
+    <w:lsdException w:name="Table Columns 2" w:semiHidden="1" w:unhideWhenUsed="1"/>
+    <w:lsdException w:name="Table Columns 3" w:semiHidden="1" w:unhideWhenUsed="1"/>
+    <w:lsdException w:name="Table Columns 4" w:semiHidden="1" w:unhideWhenUsed="1"/>
+    <w:lsdException w:name="Table Columns 5" w:semiHidden="1" w:unhideWhenUsed="1"/>
+    <w:lsdException w:name="Table Grid 1" w:semiHidden="1" w:unhideWhenUsed="1"/>
+    <w:lsdException w:name="Table Grid 2" w:semiHidden="1" w:unhideWhenUsed="1"/>
+    <w:lsdException w:name="Table Grid 3" w:semiHidden="1" w:unhideWhenUsed="1"/>
+    <w:lsdException w:name="Table Grid 4" w:semiHidden="1" w:unhideWhenUsed="1"/>
+    <w:lsdException w:name="Table Grid 5" w:semiHidden="1" w:unhideWhenUsed="1"/>
+    <w:lsdException w:name="Table Grid 6" w:semiHidden="1" w:unhideWhenUsed="1"/>
+    <w:lsdException w:name="Table Grid 7" w:semiHidden="1" w:unhideWhenUsed="1"/>
+    <w:lsdException w:name="Table Grid 8" w:semiHidden="1" w:unhideWhenUsed="1"/>
+    <w:lsdException w:name="Table List 1" w:semiHidden="1" w:unhideWhenUsed="1"/>
+    <w:lsdException w:name="Table List 2" w:semiHidden="1" w:unhideWhenUsed="1"/>
+    <w:lsdException w:name="Table List 3" w:semiHidden="1" w:unhideWhenUsed="1"/>
+    <w:lsdException w:name="Table List 4" w:semiHidden="1" w:unhideWhenUsed="1"/>
+    <w:lsdException w:name="Table List 5" w:semiHidden="1" w:unhideWhenUsed="1"/>
+    <w:lsdException w:name="Table List 6" w:semiHidden="1" w:unhideWhenUsed="1"/>
+    <w:lsdException w:name="Table List 7" w:semiHidden="1" w:unhideWhenUsed="1"/>
+    <w:lsdException w:name="Table List 8" w:semiHidden="1" w:unhideWhenUsed="1"/>
+    <w:lsdException w:name="Table 3D effects 1" w:semiHidden="1" w:unhideWhenUsed="1"/>
+    <w:lsdException w:name="Table 3D effects 2" w:semiHidden="1" w:unhideWhenUsed="1"/>
+    <w:lsdException w:name="Table 3D effects 3" w:semiHidden="1" w:unhideWhenUsed="1"/>
+    <w:lsdException w:name="Table Contemporary" w:semiHidden="1" w:unhideWhenUsed="1"/>
+    <w:lsdException w:name="Table Elegant" w:semiHidden="1" w:unhideWhenUsed="1"/>
+    <w:lsdException w:name="Table Professional" w:semiHidden="1" w:unhideWhenUsed="1"/>
+    <w:lsdException w:name="Table Subtle 1" w:semiHidden="1" w:unhideWhenUsed="1"/>
+    <w:lsdException w:name="Table Subtle 2" w:semiHidden="1" w:unhideWhenUsed="1"/>
+    <w:lsdException w:name="Table Web 1" w:semiHidden="1" w:unhideWhenUsed="1"/>
+    <w:lsdException w:name="Table Web 2" w:semiHidden="1" w:unhideWhenUsed="1"/>
+    <w:lsdException w:name="Table Web 3" w:semiHidden="1" w:unhideWhenUsed="1"/>
+    <w:lsdException w:name="Balloon Text" w:semiHidden="1" w:unhideWhenUsed="1"/>
+    <w:lsdException w:name="Table Grid" w:uiPriority="39"/>
+    <w:lsdException w:name="Table Theme" w:semiHidden="1" w:unhideWhenUsed="1"/>
+    <w:lsdException w:name="Placeholder Text" w:semiHidden="1"/>
+    <w:lsdException w:name="No Spacing" w:uiPriority="1" w:qFormat="1"/>
+    <w:lsdException w:name="Light Shading" w:uiPriority="60"/>
+    <w:lsdException w:name="Light List" w:uiPriority="61"/>
+    <w:lsdException w:name="Light Grid" w:uiPriority="62"/>
+    <w:lsdException w:name="Medium Shading 1" w:uiPriority="63"/>
+    <w:lsdException w:name="Medium Shading 2" w:uiPriority="64"/>
+    <w:lsdException w:name="Medium List 1" w:uiPriority="65"/>
+    <w:lsdException w:name="Medium List 2" w:uiPriority="66"/>
+    <w:lsdException w:name="Medium Grid 1" w:uiPriority="67"/>
+    <w:lsdException w:name="Medium Grid 2" w:uiPriority="68"/>
+    <w:lsdException w:name="Medium Grid 3" w:uiPriority="69"/>
+    <w:lsdException w:name="Dark List" w:uiPriority="70"/>
+    <w:lsdException w:name="Colorful Shading" w:uiPriority="71"/>
+    <w:lsdException w:name="Colorful List" w:uiPriority="72"/>
+    <w:lsdException w:name="Colorful Grid" w:uiPriority="73"/>
+    <w:lsdException w:name="Light Shading Accent 1" w:uiPriority="60"/>
+    <w:lsdException w:name="Light List Accent 1" w:uiPriority="61"/>
+    <w:lsdException w:name="Light Grid Accent 1" w:uiPriority="62"/>
+    <w:lsdException w:name="Medium Shading 1 Accent 1" w:uiPriority="63"/>
+    <w:lsdException w:name="Medium Shading 2 Accent 1" w:uiPriority="64"/>
+    <w:lsdException w:name="Medium List 1 Accent 1" w:uiPriority="65"/>
+    <w:lsdException w:name="Revision" w:semiHidden="1"/>
+    <w:lsdException w:name="List Paragraph" w:uiPriority="34" w:qFormat="1"/>
+    <w:lsdException w:name="Quote" w:uiPriority="29" w:qFormat="1"/>
+    <w:lsdException w:name="Intense Quote" w:uiPriority="30" w:qFormat="1"/>
+    <w:lsdException w:name="Medium List 2 Accent 1" w:uiPriority="66"/>
+    <w:lsdException w:name="Medium Grid 1 Accent 1" w:uiPriority="67"/>
+    <w:lsdException w:name="Medium Grid 2 Accent 1" w:uiPriority="68"/>
+    <w:lsdException w:name="Medium Grid 3 Accent 1" w:uiPriority="69"/>
+    <w:lsdException w:name="Dark List Accent 1" w:uiPriority="70"/>
+    <w:lsdException w:name="Colorful Shading Accent 1" w:uiPriority="71"/>
+    <w:lsdException w:name="Colorful List Accent 1" w:uiPriority="72"/>
+    <w:lsdException w:name="Colorful Grid Accent 1" w:uiPriority="73"/>
+    <w:lsdException w:name="Light Shading Accent 2" w:uiPriority="60"/>
+    <w:lsdException w:name="Light List Accent 2" w:uiPriority="61"/>
+    <w:lsdException w:name="Light Grid Accent 2" w:uiPriority="62"/>
+    <w:lsdException w:name="Medium Shading 1 Accent 2" w:uiPriority="63"/>
+    <w:lsdException w:name="Medium Shading 2 Accent 2" w:uiPriority="64"/>
+    <w:lsdException w:name="Medium List 1 Accent 2" w:uiPriority="65"/>
+    <w:lsdException w:name="Medium List 2 Accent 2" w:uiPriority="66"/>
+    <w:lsdException w:name="Medium Grid 1 Accent 2" w:uiPriority="67"/>
+    <w:lsdException w:name="Medium Grid 2 Accent 2" w:uiPriority="68"/>
+    <w:lsdException w:name="Medium Grid 3 Accent 2" w:uiPriority="69"/>
+    <w:lsdException w:name="Dark List Accent 2" w:uiPriority="70"/>
+    <w:lsdException w:name="Colorful Shading Accent 2" w:uiPriority="71"/>
+    <w:lsdException w:name="Colorful List Accent 2" w:uiPriority="72"/>
+    <w:lsdException w:name="Colorful Grid Accent 2" w:uiPriority="73"/>
+    <w:lsdException w:name="Light Shading Accent 3" w:uiPriority="60"/>
+    <w:lsdException w:name="Light List Accent 3" w:uiPriority="61"/>
+    <w:lsdException w:name="Light Grid Accent 3" w:uiPriority="62"/>
+    <w:lsdException w:name="Medium Shading 1 Accent 3" w:uiPriority="63"/>
+    <w:lsdException w:name="Medium Shading 2 Accent 3" w:uiPriority="64"/>
+    <w:lsdException w:name="Medium List 1 Accent 3" w:uiPriority="65"/>
+    <w:lsdException w:name="Medium List 2 Accent 3" w:uiPriority="66"/>
+    <w:lsdException w:name="Medium Grid 1 Accent 3" w:uiPriority="67"/>
+    <w:lsdException w:name="Medium Grid 2 Accent 3" w:uiPriority="68"/>
+    <w:lsdException w:name="Medium Grid 3 Accent 3" w:uiPriority="69"/>
+    <w:lsdException w:name="Dark List Accent 3" w:uiPriority="70"/>
+    <w:lsdException w:name="Colorful Shading Accent 3" w:uiPriority="71"/>
+    <w:lsdException w:name="Colorful List Accent 3" w:uiPriority="72"/>
+    <w:lsdException w:name="Colorful Grid Accent 3" w:uiPriority="73"/>
+    <w:lsdException w:name="Light Shading Accent 4" w:uiPriority="60"/>
+    <w:lsdException w:name="Light List Accent 4" w:uiPriority="61"/>
+    <w:lsdException w:name="Light Grid Accent 4" w:uiPriority="62"/>
+    <w:lsdException w:name="Medium Shading 1 Accent 4" w:uiPriority="63"/>
+    <w:lsdException w:name="Medium Shading 2 Accent 4" w:uiPriority="64"/>
+    <w:lsdException w:name="Medium List 1 Accent 4" w:uiPriority="65"/>
+    <w:lsdException w:name="Medium List 2 Accent 4" w:uiPriority="66"/>
+    <w:lsdException w:name="Medium Grid 1 Accent 4" w:uiPriority="67"/>
+    <w:lsdException w:name="Medium Grid 2 Accent 4" w:uiPriority="68"/>
+    <w:lsdException w:name="Medium Grid 3 Accent 4" w:uiPriority="69"/>
+    <w:lsdException w:name="Dark List Accent 4" w:uiPriority="70"/>
+    <w:lsdException w:name="Colorful Shading Accent 4" w:uiPriority="71"/>
+    <w:lsdException w:name="Colorful List Accent 4" w:uiPriority="72"/>
+    <w:lsdException w:name="Colorful Grid Accent 4" w:uiPriority="73"/>
+    <w:lsdException w:name="Light Shading Accent 5" w:uiPriority="60"/>
+    <w:lsdException w:name="Light List Accent 5" w:uiPriority="61"/>
+    <w:lsdException w:name="Light Grid Accent 5" w:uiPriority="62"/>
+    <w:lsdException w:name="Medium Shading 1 Accent 5" w:uiPriority="63"/>
+    <w:lsdException w:name="Medium Shading 2 Accent 5" w:uiPriority="64"/>
+    <w:lsdException w:name="Medium List 1 Accent 5" w:uiPriority="65"/>
+    <w:lsdException w:name="Medium List 2 Accent 5" w:uiPriority="66"/>
+    <w:lsdException w:name="Medium Grid 1 Accent 5" w:uiPriority="67"/>
+    <w:lsdException w:name="Medium Grid 2 Accent 5" w:uiPriority="68"/>
+    <w:lsdException w:name="Medium Grid 3 Accent 5" w:uiPriority="69"/>
+    <w:lsdException w:name="Dark List Accent 5" w:uiPriority="70"/>
+    <w:lsdException w:name="Colorful Shading Accent 5" w:uiPriority="71"/>
+    <w:lsdException w:name="Colorful List Accent 5" w:uiPriority="72"/>
+    <w:lsdException w:name="Colorful Grid Accent 5" w:uiPriority="73"/>
+    <w:lsdException w:name="Light Shading Accent 6" w:uiPriority="60"/>
+    <w:lsdException w:name="Light List Accent 6" w:uiPriority="61"/>
+    <w:lsdException w:name="Light Grid Accent 6" w:uiPriority="62"/>
+    <w:lsdException w:name="Medium Shading 1 Accent 6" w:uiPriority="63"/>
+    <w:lsdException w:name="Medium Shading 2 Accent 6" w:uiPriority="64"/>
+    <w:lsdException w:name="Medium List 1 Accent 6" w:uiPriority="65"/>
+    <w:lsdException w:name="Medium List 2 Accent 6" w:uiPriority="66"/>
+    <w:lsdException w:name="Medium Grid 1 Accent 6" w:uiPriority="67"/>
+    <w:lsdException w:name="Medium Grid 2 Accent 6" w:uiPriority="68"/>
+    <w:lsdException w:name="Medium Grid 3 Accent 6" w:uiPriority="69"/>
+    <w:lsdException w:name="Dark List Accent 6" w:uiPriority="70"/>
+    <w:lsdException w:name="Colorful Shading Accent 6" w:uiPriority="71"/>
+    <w:lsdException w:name="Colorful List Accent 6" w:uiPriority="72"/>
+    <w:lsdException w:name="Colorful Grid Accent 6" w:uiPriority="73"/>
+    <w:lsdException w:name="Subtle Emphasis" w:uiPriority="19" w:qFormat="1"/>
+    <w:lsdException w:name="Intense Emphasis" w:uiPriority="21" w:qFormat="1"/>
+    <w:lsdException w:name="Subtle Reference" w:uiPriority="31" w:qFormat="1"/>
+    <w:lsdException w:name="Intense Reference" w:uiPriority="32" w:qFormat="1"/>
+    <w:lsdException w:name="Book Title" w:uiPriority="33" w:qFormat="1"/>
+    <w:lsdException w:name="Bibliography" w:semiHidden="1" w:uiPriority="37" w:unhideWhenUsed="1"/>
+    <w:lsdException w:name="TOC Heading" w:semiHidden="1" w:uiPriority="39" w:unhideWhenUsed="1" w:qFormat="1"/>
+    <w:lsdException w:name="Plain Table 1" w:uiPriority="41"/>
+    <w:lsdException w:name="Plain Table 2" w:uiPriority="42"/>
+    <w:lsdException w:name="Plain Table 3" w:uiPriority="43"/>
+    <w:lsdException w:name="Plain Table 4" w:uiPriority="44"/>
+    <w:lsdException w:name="Plain Table 5" w:uiPriority="45"/>
+    <w:lsdException w:name="Grid Table Light" w:uiPriority="40"/>
+    <w:lsdException w:name="Grid Table 1 Light" w:uiPriority="46"/>
+    <w:lsdException w:name="Grid Table 2" w:uiPriority="47"/>
+    <w:lsdException w:name="Grid Table 3" w:uiPriority="48"/>
+    <w:lsdException w:name="Grid Table 4" w:uiPriority="49"/>
+    <w:lsdException w:name="Grid Table 5 Dark" w:uiPriority="50"/>
+    <w:lsdException w:name="Grid Table 6 Colorful" w:uiPriority="51"/>
+    <w:lsdException w:name="Grid Table 7 Colorful" w:uiPriority="52"/>
+    <w:lsdException w:name="Grid Table 1 Light Accent 1" w:uiPriority="46"/>
+    <w:lsdException w:name="Grid Table 2 Accent 1" w:uiPriority="47"/>
+    <w:lsdException w:name="Grid Table 3 Accent 1" w:uiPriority="48"/>
+    <w:lsdException w:name="Grid Table 4 Accent 1" w:uiPriority="49"/>
+    <w:lsdException w:name="Grid Table 5 Dark Accent 1" w:uiPriority="50"/>
+    <w:lsdException w:name="Grid Table 6 Colorful Accent 1" w:uiPriority="51"/>
+    <w:lsdException w:name="Grid Table 7 Colorful Accent 1" w:uiPriority="52"/>
+    <w:lsdException w:name="Grid Table 1 Light Accent 2" w:uiPriority="46"/>
+    <w:lsdException w:name="Grid Table 2 Accent 2" w:uiPriority="47"/>
+    <w:lsdException w:name="Grid Table 3 Accent 2" w:uiPriority="48"/>
+    <w:lsdException w:name="Grid Table 4 Accent 2" w:uiPriority="49"/>
+    <w:lsdException w:name="Grid Table 5 Dark Accent 2" w:uiPriority="50"/>
+    <w:lsdException w:name="Grid Table 6 Colorful Accent 2" w:uiPriority="51"/>
+    <w:lsdException w:name="Grid Table 7 Colorful Accent 2" w:uiPriority="52"/>
+    <w:lsdException w:name="Grid Table 1 Light Accent 3" w:uiPriority="46"/>
+    <w:lsdException w:name="Grid Table 2 Accent 3" w:uiPriority="47"/>
+    <w:lsdException w:name="Grid Table 3 Accent 3" w:uiPriority="48"/>
+    <w:lsdException w:name="Grid Table 4 Accent 3" w:uiPriority="49"/>
+    <w:lsdException w:name="Grid Table 5 Dark Accent 3" w:uiPriority="50"/>
+    <w:lsdException w:name="Grid Table 6 Colorful Accent 3" w:uiPriority="51"/>
+    <w:lsdException w:name="Grid Table 7 Colorful Accent 3" w:uiPriority="52"/>
+    <w:lsdException w:name="Grid Table 1 Light Accent 4" w:uiPriority="46"/>
+    <w:lsdException w:name="Grid Table 2 Accent 4" w:uiPriority="47"/>
+    <w:lsdException w:name="Grid Table 3 Accent 4" w:uiPriority="48"/>
+    <w:lsdException w:name="Grid Table 4 Accent 4" w:uiPriority="49"/>
+    <w:lsdException w:name="Grid Table 5 Dark Accent 4" w:uiPriority="50"/>
+    <w:lsdException w:name="Grid Table 6 Colorful Accent 4" w:uiPriority="51"/>
+    <w:lsdException w:name="Grid Table 7 Colorful Accent 4" w:uiPriority="52"/>
+    <w:lsdException w:name="Grid Table 1 Light Accent 5" w:uiPriority="46"/>
+    <w:lsdException w:name="Grid Table 2 Accent 5" w:uiPriority="47"/>
+    <w:lsdException w:name="Grid Table 3 Accent 5" w:uiPriority="48"/>
+    <w:lsdException w:name="Grid Table 4 Accent 5" w:uiPriority="49"/>
+    <w:lsdException w:name="Grid Table 5 Dark Accent 5" w:uiPriority="50"/>
+    <w:lsdException w:name="Grid Table 6 Colorful Accent 5" w:uiPriority="51"/>
+    <w:lsdException w:name="Grid Table 7 Colorful Accent 5" w:uiPriority="52"/>
+    <w:lsdException w:name="Grid Table 1 Light Accent 6" w:uiPriority="46"/>
+    <w:lsdException w:name="Grid Table 2 Accent 6" w:uiPriority="47"/>
+    <w:lsdException w:name="Grid Table 3 Accent 6" w:uiPriority="48"/>
+    <w:lsdException w:name="Grid Table 4 Accent 6" w:uiPriority="49"/>
+    <w:lsdException w:name="Grid Table 5 Dark Accent 6" w:uiPriority="50"/>
+    <w:lsdException w:name="Grid Table 6 Colorful Accent 6" w:uiPriority="51"/>
+    <w:lsdException w:name="Grid Table 7 Colorful Accent 6" w:uiPriority="52"/>
+    <w:lsdException w:name="List Table 1 Light" w:uiPriority="46"/>
+    <w:lsdException w:name="List Table 2" w:uiPriority="47"/>
+    <w:lsdException w:name="List Table 3" w:uiPriority="48"/>
+    <w:lsdException w:name="List Table 4" w:uiPriority="49"/>
+    <w:lsdException w:name="List Table 5 Dark" w:uiPriority="50"/>
+    <w:lsdException w:name="List Table 6 Colorful" w:uiPriority="51"/>
+    <w:lsdException w:name="List Table 7 Colorful" w:uiPriority="52"/>
+    <w:lsdException w:name="List Table 1 Light Accent 1" w:uiPriority="46"/>
+    <w:lsdException w:name="List Table 2 Accent 1" w:uiPriority="47"/>
+    <w:lsdException w:name="List Table 3 Accent 1" w:uiPriority="48"/>
+    <w:lsdException w:name="List Table 4 Accent 1" w:uiPriority="49"/>
+    <w:lsdException w:name="List Table 5 Dark Accent 1" w:uiPriority="50"/>
+    <w:lsdException w:name="List Table 6 Colorful Accent 1" w:uiPriority="51"/>
+    <w:lsdException w:name="List Table 7 Colorful Accent 1" w:uiPriority="52"/>
+    <w:lsdException w:name="List Table 1 Light Accent 2" w:uiPriority="46"/>
+    <w:lsdException w:name="List Table 2 Accent 2" w:uiPriority="47"/>
+    <w:lsdException w:name="List Table 3 Accent 2" w:uiPriority="48"/>
+    <w:lsdException w:name="List Table 4 Accent 2" w:uiPriority="49"/>
+    <w:lsdException w:name="List Table 5 Dark Accent 2" w:uiPriority="50"/>
+    <w:lsdException w:name="List Table 6 Colorful Accent 2" w:uiPriority="51"/>
+    <w:lsdException w:name="List Table 7 Colorful Accent 2" w:uiPriority="52"/>
+    <w:lsdException w:name="List Table 1 Light Accent 3" w:uiPriority="46"/>
+    <w:lsdException w:name="List Table 2 Accent 3" w:uiPriority="47"/>
+    <w:lsdException w:name="List Table 3 Accent 3" w:uiPriority="48"/>
+    <w:lsdException w:name="List Table 4 Accent 3" w:uiPriority="49"/>
+    <w:lsdException w:name="List Table 5 Dark Accent 3" w:uiPriority="50"/>
+    <w:lsdException w:name="List Table 6 Colorful Accent 3" w:uiPriority="51"/>
+    <w:lsdException w:name="List Table 7 Colorful Accent 3" w:uiPriority="52"/>
+    <w:lsdException w:name="List Table 1 Light Accent 4" w:uiPriority="46"/>
+    <w:lsdException w:name="List Table 2 Accent 4" w:uiPriority="47"/>
+    <w:lsdException w:name="List Table 3 Accent 4" w:uiPriority="48"/>
+    <w:lsdException w:name="List Table 4 Accent 4" w:uiPriority="49"/>
+    <w:lsdException w:name="List Table 5 Dark Accent 4" w:uiPriority="50"/>
+    <w:lsdException w:name="List Table 6 Colorful Accent 4" w:uiPriority="51"/>
+    <w:lsdException w:name="List Table 7 Colorful Accent 4" w:uiPriority="52"/>
+    <w:lsdException w:name="List Table 1 Light Accent 5" w:uiPriority="46"/>
+    <w:lsdException w:name="List Table 2 Accent 5" w:uiPriority="47"/>
+    <w:lsdException w:name="List Table 3 Accent 5" w:uiPriority="48"/>
+    <w:lsdException w:name="List Table 4 Accent 5" w:uiPriority="49"/>
+    <w:lsdException w:name="List Table 5 Dark Accent 5" w:uiPriority="50"/>
+    <w:lsdException w:name="List Table 6 Colorful Accent 5" w:uiPriority="51"/>
+    <w:lsdException w:name="List Table 7 Colorful Accent 5" w:uiPriority="52"/>
+    <w:lsdException w:name="List Table 1 Light Accent 6" w:uiPriority="46"/>
+    <w:lsdException w:name="List Table 2 Accent 6" w:uiPriority="47"/>
+    <w:lsdException w:name="List Table 3 Accent 6" w:uiPriority="48"/>
+    <w:lsdException w:name="List Table 4 Accent 6" w:uiPriority="49"/>
+    <w:lsdException w:name="List Table 5 Dark Accent 6" w:uiPriority="50"/>
+    <w:lsdException w:name="List Table 6 Colorful Accent 6" w:uiPriority="51"/>
+    <w:lsdException w:name="List Table 7 Colorful Accent 6" w:uiPriority="52"/>
+    <w:lsdException w:name="Mention" w:semiHidden="1" w:unhideWhenUsed="1"/>
+    <w:lsdException w:name="Smart Hyperlink" w:semiHidden="1" w:unhideWhenUsed="1"/>
+    <w:lsdException w:name="Hashtag" w:semiHidden="1" w:unhideWhenUsed="1"/>
+    <w:lsdException w:name="Unresolved Mention" w:semiHidden="1" w:unhideWhenUsed="1"/>
+    <w:lsdException w:name="Smart Link" w:semiHidden="1" w:unhideWhenUsed="1"/>
+  </w:latentStyles>
   <w:style w:type="paragraph" w:default="1" w:styleId="Normal">
     <w:name w:val="Normal"/>
+    <w:qFormat/>
+  </w:style>
+  <w:style w:type="character" w:default="1" w:styleId="DefaultParagraphFont">
+    <w:name w:val="Default Paragraph Font"/>
+    <w:uiPriority w:val="1"/>
+    <w:semiHidden/>
+    <w:unhideWhenUsed/>
+  </w:style>
+  <w:style w:type="table" w:default="1" w:styleId="TableNormal">
+    <w:name w:val="Normal Table"/>
+    <w:uiPriority w:val="99"/>
+    <w:semiHidden/>
+    <w:unhideWhenUsed/>
+    <w:tblPr>
+      <w:tblInd w:w="0" w:type="dxa"/>
+      <w:tblCellMar>
+        <w:top w:w="0" w:type="dxa"/>
+        <w:left w:w="108" w:type="dxa"/>
+        <w:bottom w:w="0" w:type="dxa"/>
+        <w:right w:w="108" w:type="dxa"/>
+      </w:tblCellMar>
+    </w:tblPr>
+  </w:style>
+  <w:style w:type="numbering" w:default="1" w:styleId="NoList">
+    <w:name w:val="No List"/>
+    <w:uiPriority w:val="99"/>
+    <w:semiHidden/>
+    <w:unhideWhenUsed/>
   </w:style>
   <w:style w:type="character" w:styleId="FootnoteReference">
-    <w:name w:val="Footnote Reference"/>
+    <w:name w:val="footnote reference"/>
     <w:semiHidden/>
     <w:unhideWhenUsed/>
     <w:rPr>
@@ -425,7 +906,6 @@
     <w:name w:val="pLeft"/>
     <w:basedOn w:val="Normal"/>
     <w:pPr>
-      <w:jc w:val="start"/>
       <w:spacing w:after="80"/>
     </w:pPr>
   </w:style>
@@ -433,24 +913,24 @@
     <w:name w:val="pRight"/>
     <w:basedOn w:val="Normal"/>
     <w:pPr>
-      <w:jc w:val="end"/>
       <w:spacing w:after="80"/>
+      <w:jc w:val="right"/>
     </w:pPr>
   </w:style>
   <w:style w:type="paragraph" w:customStyle="1" w:styleId="pCenter">
     <w:name w:val="pCenter"/>
     <w:basedOn w:val="Normal"/>
     <w:pPr>
+      <w:spacing w:after="80"/>
       <w:jc w:val="center"/>
-      <w:spacing w:after="80"/>
     </w:pPr>
   </w:style>
   <w:style w:type="paragraph" w:customStyle="1" w:styleId="pTitle">
     <w:name w:val="pTitle"/>
     <w:basedOn w:val="Normal"/>
     <w:pPr>
+      <w:spacing w:after="0"/>
       <w:jc w:val="center"/>
-      <w:spacing w:before="0" w:after="0"/>
     </w:pPr>
   </w:style>
   <w:style w:type="paragraph" w:customStyle="1" w:styleId="pAddress">
@@ -467,141 +947,141 @@
       <w:spacing w:after="40" w:line="240" w:lineRule="auto"/>
     </w:pPr>
   </w:style>
-  <w:style w:type="character">
+  <w:style w:type="character" w:customStyle="1" w:styleId="fTitle">
     <w:name w:val="fTitle"/>
     <w:rPr>
-      <w:rFonts w:ascii="Arial" w:hAnsi="Arial" w:eastAsia="Arial" w:cs="Arial"/>
+      <w:rFonts w:ascii="Arial" w:eastAsia="Arial" w:hAnsi="Arial" w:cs="Arial"/>
+      <w:b/>
+      <w:bCs/>
       <w:color w:val="0E3B8A"/>
       <w:sz w:val="32"/>
       <w:szCs w:val="32"/>
-      <w:b w:val="1"/>
-      <w:bCs w:val="1"/>
-    </w:rPr>
-  </w:style>
-  <w:style w:type="character">
+    </w:rPr>
+  </w:style>
+  <w:style w:type="character" w:customStyle="1" w:styleId="fDocType">
     <w:name w:val="fDocType"/>
     <w:rPr>
-      <w:rFonts w:ascii="Arial" w:hAnsi="Arial" w:eastAsia="Arial" w:cs="Arial"/>
+      <w:rFonts w:ascii="Arial" w:eastAsia="Arial" w:hAnsi="Arial" w:cs="Arial"/>
+      <w:b/>
+      <w:bCs/>
       <w:color w:val="1A56DB"/>
       <w:sz w:val="28"/>
       <w:szCs w:val="28"/>
-      <w:b w:val="1"/>
-      <w:bCs w:val="1"/>
-    </w:rPr>
-  </w:style>
-  <w:style w:type="character">
+    </w:rPr>
+  </w:style>
+  <w:style w:type="character" w:customStyle="1" w:styleId="fCompany">
     <w:name w:val="fCompany"/>
     <w:rPr>
-      <w:rFonts w:ascii="Arial" w:hAnsi="Arial" w:eastAsia="Arial" w:cs="Arial"/>
+      <w:rFonts w:ascii="Arial" w:eastAsia="Arial" w:hAnsi="Arial" w:cs="Arial"/>
+      <w:b/>
+      <w:bCs/>
       <w:color w:val="0E3B8A"/>
       <w:sz w:val="28"/>
       <w:szCs w:val="28"/>
-      <w:b w:val="1"/>
-      <w:bCs w:val="1"/>
-    </w:rPr>
-  </w:style>
-  <w:style w:type="character">
+    </w:rPr>
+  </w:style>
+  <w:style w:type="character" w:customStyle="1" w:styleId="fLabel">
     <w:name w:val="fLabel"/>
     <w:rPr>
-      <w:rFonts w:ascii="Arial" w:hAnsi="Arial" w:eastAsia="Arial" w:cs="Arial"/>
+      <w:rFonts w:ascii="Arial" w:eastAsia="Arial" w:hAnsi="Arial" w:cs="Arial"/>
+      <w:b/>
+      <w:bCs/>
       <w:sz w:val="20"/>
       <w:szCs w:val="20"/>
-      <w:b w:val="1"/>
-      <w:bCs w:val="1"/>
-    </w:rPr>
-  </w:style>
-  <w:style w:type="character">
+    </w:rPr>
+  </w:style>
+  <w:style w:type="character" w:customStyle="1" w:styleId="fValue">
     <w:name w:val="fValue"/>
     <w:rPr>
-      <w:rFonts w:ascii="Arial" w:hAnsi="Arial" w:eastAsia="Arial" w:cs="Arial"/>
+      <w:rFonts w:ascii="Arial" w:eastAsia="Arial" w:hAnsi="Arial" w:cs="Arial"/>
       <w:sz w:val="20"/>
       <w:szCs w:val="20"/>
     </w:rPr>
   </w:style>
-  <w:style w:type="character">
+  <w:style w:type="character" w:customStyle="1" w:styleId="fSmall">
     <w:name w:val="fSmall"/>
     <w:rPr>
-      <w:rFonts w:ascii="Arial" w:hAnsi="Arial" w:eastAsia="Arial" w:cs="Arial"/>
+      <w:rFonts w:ascii="Arial" w:eastAsia="Arial" w:hAnsi="Arial" w:cs="Arial"/>
       <w:color w:val="666666"/>
       <w:sz w:val="20"/>
       <w:szCs w:val="20"/>
     </w:rPr>
   </w:style>
-  <w:style w:type="character">
+  <w:style w:type="character" w:customStyle="1" w:styleId="fSmallBold">
     <w:name w:val="fSmallBold"/>
     <w:rPr>
-      <w:rFonts w:ascii="Arial" w:hAnsi="Arial" w:eastAsia="Arial" w:cs="Arial"/>
+      <w:rFonts w:ascii="Arial" w:eastAsia="Arial" w:hAnsi="Arial" w:cs="Arial"/>
+      <w:b/>
+      <w:bCs/>
       <w:color w:val="666666"/>
       <w:sz w:val="20"/>
       <w:szCs w:val="20"/>
-      <w:b w:val="1"/>
-      <w:bCs w:val="1"/>
-    </w:rPr>
-  </w:style>
-  <w:style w:type="character">
+    </w:rPr>
+  </w:style>
+  <w:style w:type="character" w:customStyle="1" w:styleId="fTableHeader">
     <w:name w:val="fTableHeader"/>
     <w:rPr>
-      <w:rFonts w:ascii="Arial" w:hAnsi="Arial" w:eastAsia="Arial" w:cs="Arial"/>
+      <w:rFonts w:ascii="Arial" w:eastAsia="Arial" w:hAnsi="Arial" w:cs="Arial"/>
+      <w:b/>
+      <w:bCs/>
       <w:color w:val="FFFFFF"/>
       <w:sz w:val="20"/>
       <w:szCs w:val="20"/>
-      <w:b w:val="1"/>
-      <w:bCs w:val="1"/>
-    </w:rPr>
-  </w:style>
-  <w:style w:type="character">
+    </w:rPr>
+  </w:style>
+  <w:style w:type="character" w:customStyle="1" w:styleId="fTableCell">
     <w:name w:val="fTableCell"/>
     <w:rPr>
-      <w:rFonts w:ascii="Arial" w:hAnsi="Arial" w:eastAsia="Arial" w:cs="Arial"/>
+      <w:rFonts w:ascii="Arial" w:eastAsia="Arial" w:hAnsi="Arial" w:cs="Arial"/>
       <w:sz w:val="20"/>
       <w:szCs w:val="20"/>
     </w:rPr>
   </w:style>
-  <w:style w:type="character">
+  <w:style w:type="character" w:customStyle="1" w:styleId="fTotalLabel">
     <w:name w:val="fTotalLabel"/>
     <w:rPr>
-      <w:rFonts w:ascii="Arial" w:hAnsi="Arial" w:eastAsia="Arial" w:cs="Arial"/>
+      <w:rFonts w:ascii="Arial" w:eastAsia="Arial" w:hAnsi="Arial" w:cs="Arial"/>
+      <w:b/>
+      <w:bCs/>
       <w:sz w:val="20"/>
       <w:szCs w:val="20"/>
-      <w:b w:val="1"/>
-      <w:bCs w:val="1"/>
-    </w:rPr>
-  </w:style>
-  <w:style w:type="character">
+    </w:rPr>
+  </w:style>
+  <w:style w:type="character" w:customStyle="1" w:styleId="fTotalValue">
     <w:name w:val="fTotalValue"/>
     <w:rPr>
-      <w:rFonts w:ascii="Arial" w:hAnsi="Arial" w:eastAsia="Arial" w:cs="Arial"/>
+      <w:rFonts w:ascii="Arial" w:eastAsia="Arial" w:hAnsi="Arial" w:cs="Arial"/>
+      <w:b/>
+      <w:bCs/>
       <w:color w:val="0E3B8A"/>
       <w:sz w:val="20"/>
       <w:szCs w:val="20"/>
-      <w:b w:val="1"/>
-      <w:bCs w:val="1"/>
-    </w:rPr>
-  </w:style>
-  <w:style w:type="character">
+    </w:rPr>
+  </w:style>
+  <w:style w:type="character" w:customStyle="1" w:styleId="fAddressLabel">
     <w:name w:val="fAddressLabel"/>
     <w:rPr>
-      <w:rFonts w:ascii="Arial" w:hAnsi="Arial" w:eastAsia="Arial" w:cs="Arial"/>
+      <w:rFonts w:ascii="Arial" w:eastAsia="Arial" w:hAnsi="Arial" w:cs="Arial"/>
+      <w:b/>
+      <w:bCs/>
       <w:sz w:val="20"/>
       <w:szCs w:val="20"/>
-      <w:b w:val="1"/>
-      <w:bCs w:val="1"/>
-    </w:rPr>
-  </w:style>
-  <w:style w:type="character">
+    </w:rPr>
+  </w:style>
+  <w:style w:type="character" w:customStyle="1" w:styleId="fAddressName">
     <w:name w:val="fAddressName"/>
     <w:rPr>
-      <w:rFonts w:ascii="Arial" w:hAnsi="Arial" w:eastAsia="Arial" w:cs="Arial"/>
+      <w:rFonts w:ascii="Arial" w:eastAsia="Arial" w:hAnsi="Arial" w:cs="Arial"/>
+      <w:b/>
+      <w:bCs/>
       <w:sz w:val="20"/>
       <w:szCs w:val="20"/>
-      <w:b w:val="1"/>
-      <w:bCs w:val="1"/>
-    </w:rPr>
-  </w:style>
-  <w:style w:type="character">
+    </w:rPr>
+  </w:style>
+  <w:style w:type="character" w:customStyle="1" w:styleId="fAddressText">
     <w:name w:val="fAddressText"/>
     <w:rPr>
-      <w:rFonts w:ascii="Arial" w:hAnsi="Arial" w:eastAsia="Arial" w:cs="Arial"/>
+      <w:rFonts w:ascii="Arial" w:eastAsia="Arial" w:hAnsi="Arial" w:cs="Arial"/>
       <w:sz w:val="20"/>
       <w:szCs w:val="20"/>
     </w:rPr>
